--- a/教案生成器/lesson-plan-docx-generator/docs/evidence/issue-73-synthetic-course/artifacts/教案07_项目二：树与图关系处理_二叉树结构、存储方式与遍历次序.docx
+++ b/教案生成器/lesson-plan-docx-generator/docs/evidence/issue-73-synthetic-course/artifacts/教案07_项目二：树与图关系处理_二叉树结构、存储方式与遍历次序.docx
@@ -877,7 +877,7 @@
                 <w:sz w:val="24"/>
                 <w:szCs w:val="24"/>
               </w:rPr>
-              <w:t>4. 前序根-左-右；中序左-根-右；后序左-右-根；空节点立即返回。G树结果：前 G,C,A,E,M,J,P；中 A,C,E,G,J,M,P；后 A,E,C,J,P,M,G；层 G,C,M,A,E,J,P。递归三序 O(n)、栈 O(h)，层序队列 O(w)。</w:t>
+              <w:t>4. 前序根-左-右；中序左-根-右；后序左-右-根；空节点立即返回。G树结果：前G,C,A,E,M,J,P；中A,C,E,G,J,M,P；后A,E,C,J,P,M,G；层G,C,M,A,E,J,P。递归三序O(n)、栈O(h)，最坏退化树O(n)；层序队列O(w)。</w:t>
             </w:r>
           </w:p>
         </w:tc>
@@ -1823,6 +1823,26 @@
                 <w:szCs w:val="24"/>
               </w:rPr>
               <w:t>4. 高教社教材目录</w:t>
+            </w:r>
+          </w:p>
+          <w:p>
+            <w:pPr>
+              <w:snapToGrid w:val="0"/>
+              <w:ind w:left="240" w:hangingChars="100" w:hanging="240"/>
+              <w:jc w:val="left"/>
+              <w:rPr>
+                <w:rFonts w:ascii="仿宋" w:eastAsia="仿宋" w:hAnsi="仿宋"/>
+                <w:sz w:val="24"/>
+                <w:szCs w:val="24"/>
+              </w:rPr>
+            </w:pPr>
+            <w:r>
+              <w:rPr>
+                <w:rFonts w:ascii="仿宋" w:eastAsia="仿宋" w:hAnsi="仿宋" w:hint="eastAsia"/>
+                <w:sz w:val="24"/>
+                <w:szCs w:val="24"/>
+              </w:rPr>
+              <w:t>5. 推演表需记录递归调用/返回与每节点仅访问一次。</w:t>
             </w:r>
           </w:p>
         </w:tc>
@@ -4777,7 +4797,7 @@
                 <w:sz w:val="24"/>
                 <w:szCs w:val="24"/>
               </w:rPr>
-              <w:t>围绕“二叉树结构、存储方式与遍历次序”完成预读根/父子/递归返回术语；画一张空树。，留下可核对的学习证据。</w:t>
+              <w:t>诊断根、左右孩子与递归返回先修概念。</w:t>
             </w:r>
             <w:bookmarkEnd w:id="27"/>
           </w:p>
@@ -5024,7 +5044,7 @@
                 <w:sz w:val="24"/>
                 <w:szCs w:val="24"/>
               </w:rPr>
-              <w:t>围绕“二叉树结构、存储方式与遍历次序”完成展示校园目录层级；讨论没有右目录项是否仍可为二叉树。，留下可核对的学习证据。</w:t>
+              <w:t>建立二叉树最多两个有序孩子的结构模型。</w:t>
             </w:r>
             <w:bookmarkEnd w:id="32"/>
           </w:p>
@@ -5250,7 +5270,7 @@
                 <w:sz w:val="24"/>
                 <w:szCs w:val="24"/>
               </w:rPr>
-              <w:t>围绕“二叉树结构、存储方式与遍历次序”完成示范 G 树前序/中序进入、输出、返回；说明空指针基例。，留下可核对的学习证据。</w:t>
+              <w:t>示范访问进入、输出、返回与空基例的映射。</w:t>
             </w:r>
             <w:bookmarkEnd w:id="37"/>
           </w:p>
@@ -5476,7 +5496,7 @@
                 <w:sz w:val="24"/>
                 <w:szCs w:val="24"/>
               </w:rPr>
-              <w:t>围绕“二叉树结构、存储方式与遍历次序”完成独立填写 G 的三种序列与层序；加列计数检查是否重复。，留下可核对的学习证据。</w:t>
+              <w:t>检验四种遍历在冻结G树上的逐节点推演。</w:t>
             </w:r>
             <w:bookmarkEnd w:id="42"/>
           </w:p>
@@ -5708,7 +5728,7 @@
                 <w:sz w:val="24"/>
                 <w:szCs w:val="24"/>
               </w:rPr>
-              <w:t>围绕“二叉树结构、存储方式与遍历次序”完成把树改成单侧右链；比较数组空槽和链式指针。，留下可核对的学习证据。</w:t>
+              <w:t>用单侧链变式比较数组空槽与链式表示成本。</w:t>
             </w:r>
             <w:bookmarkEnd w:id="47"/>
           </w:p>
@@ -5942,7 +5962,7 @@
                 <w:sz w:val="24"/>
                 <w:szCs w:val="24"/>
               </w:rPr>
-              <w:t>围绕“二叉树结构、存储方式与遍历次序”完成整理四条序列、存储比较和复杂度注记到推演表。，留下可核对的学习证据。</w:t>
+              <w:t>整理遍历序列、节点数和复杂度依据形成提交物。</w:t>
             </w:r>
             <w:bookmarkEnd w:id="52"/>
           </w:p>
@@ -6163,7 +6183,7 @@
                 <w:sz w:val="24"/>
                 <w:szCs w:val="24"/>
               </w:rPr>
-              <w:t>围绕“二叉树结构、存储方式与遍历次序”完成互换表格复算中序与后序，检查空基例和访问次数。，留下可核对的学习证据。</w:t>
+              <w:t>让同伴复算序列并指出第一处节点次序差异。</w:t>
             </w:r>
             <w:bookmarkEnd w:id="57"/>
           </w:p>
@@ -6389,7 +6409,7 @@
                 <w:sz w:val="24"/>
                 <w:szCs w:val="24"/>
               </w:rPr>
-              <w:t>围绕“二叉树结构、存储方式与遍历次序”完成归纳有序左右孩子、三种输出时机和队列层序。，留下可核对的学习证据。</w:t>
+              <w:t>归纳左右顺序、输出时点及队列层序的区别。</w:t>
             </w:r>
             <w:bookmarkEnd w:id="62"/>
           </w:p>
@@ -6639,7 +6659,7 @@
                 <w:sz w:val="24"/>
                 <w:szCs w:val="24"/>
               </w:rPr>
-              <w:t>围绕“二叉树结构、存储方式与遍历次序”完成给新树 T→(B,F), B.right=D, F.left=H，写前序/中序。，留下可核对的学习证据。</w:t>
+              <w:t>用新树迁移前序和中序推演。</w:t>
             </w:r>
             <w:bookmarkEnd w:id="67"/>
           </w:p>
